--- a/backend/uaf_blank_set/9-14-45-22-5001/Initial Certification /Stage 1/FR.231_Stage1_Report_R9&09.10.2025.docx
+++ b/backend/uaf_blank_set/9-14-45-22-5001/Initial Certification /Stage 1/FR.231_Stage1_Report_R9&09.10.2025.docx
@@ -2816,254 +2816,6 @@
                 <w:lang w:val="en-US"/>
               </w:rPr>
             </w:pPr>
-          </w:p>
-          <w:p>
-            <w:pPr>
-              <w:widowControl w:val="0"/>
-              <w:autoSpaceDE w:val="0"/>
-              <w:autoSpaceDN w:val="0"/>
-              <w:adjustRightInd w:val="0"/>
-              <w:jc w:val="both"/>
-              <w:rPr>
-                <w:rFonts w:ascii="Times New Roman" w:hAnsi="Times New Roman"/>
-                <w:color w:val="FF0000"/>
-                <w:sz w:val="20"/>
-                <w:lang w:val="en-US"/>
-              </w:rPr>
-            </w:pPr>
-            <w:r>
-              <w:rPr>
-                <w:rFonts w:ascii="Times New Roman" w:hAnsi="Times New Roman"/>
-                <w:color w:val="FF0000"/>
-                <w:sz w:val="20"/>
-                <w:lang w:val="en-US"/>
-              </w:rPr>
-              <w:t>a) Identifying PRPs that are appropriate for the client (</w:t>
-            </w:r>
-            <w:r>
-              <w:rPr>
-                <w:rFonts w:ascii="Times New Roman" w:hAnsi="Times New Roman"/>
-                <w:color w:val="FF0000"/>
-                <w:sz w:val="20"/>
-                <w:lang w:val="en-US"/>
-              </w:rPr>
-              <w:t>eg</w:t>
-            </w:r>
-            <w:r>
-              <w:rPr>
-                <w:rFonts w:ascii="Times New Roman" w:hAnsi="Times New Roman"/>
-                <w:color w:val="FF0000"/>
-                <w:sz w:val="20"/>
-                <w:lang w:val="en-US"/>
-              </w:rPr>
-              <w:t xml:space="preserve"> regulatory, statutory, client and certification scheme requirements),</w:t>
-            </w:r>
-          </w:p>
-          <w:p>
-            <w:pPr>
-              <w:widowControl w:val="0"/>
-              <w:autoSpaceDE w:val="0"/>
-              <w:autoSpaceDN w:val="0"/>
-              <w:adjustRightInd w:val="0"/>
-              <w:jc w:val="both"/>
-              <w:rPr>
-                <w:rFonts w:ascii="Times New Roman" w:hAnsi="Times New Roman"/>
-                <w:color w:val="FF0000"/>
-                <w:sz w:val="20"/>
-                <w:lang w:val="en-US"/>
-              </w:rPr>
-            </w:pPr>
-            <w:r>
-              <w:rPr>
-                <w:rFonts w:ascii="Times New Roman" w:hAnsi="Times New Roman"/>
-                <w:color w:val="FF0000"/>
-                <w:sz w:val="20"/>
-                <w:lang w:val="en-US"/>
-              </w:rPr>
-              <w:t>b) Identifying and assessing the customer's food safety hazards, and then establishing adequate processes and methods for selecting and classifying control measures (combinations);</w:t>
-            </w:r>
-          </w:p>
-          <w:p>
-            <w:pPr>
-              <w:widowControl w:val="0"/>
-              <w:autoSpaceDE w:val="0"/>
-              <w:autoSpaceDN w:val="0"/>
-              <w:adjustRightInd w:val="0"/>
-              <w:jc w:val="both"/>
-              <w:rPr>
-                <w:rFonts w:ascii="Times New Roman" w:hAnsi="Times New Roman"/>
-                <w:color w:val="FF0000"/>
-                <w:sz w:val="20"/>
-                <w:lang w:val="en-US"/>
-              </w:rPr>
-            </w:pPr>
-            <w:r>
-              <w:rPr>
-                <w:rFonts w:ascii="Times New Roman" w:hAnsi="Times New Roman"/>
-                <w:color w:val="FF0000"/>
-                <w:sz w:val="20"/>
-                <w:lang w:val="en-US"/>
-              </w:rPr>
-              <w:t>c) Determination of adequate processes and methods for the determination and implementation of relevant food safety legislation,</w:t>
-            </w:r>
-          </w:p>
-          <w:p>
-            <w:pPr>
-              <w:widowControl w:val="0"/>
-              <w:autoSpaceDE w:val="0"/>
-              <w:autoSpaceDN w:val="0"/>
-              <w:adjustRightInd w:val="0"/>
-              <w:jc w:val="both"/>
-              <w:rPr>
-                <w:rFonts w:ascii="Times New Roman" w:hAnsi="Times New Roman"/>
-                <w:color w:val="FF0000"/>
-                <w:sz w:val="20"/>
-                <w:lang w:val="en-US"/>
-              </w:rPr>
-            </w:pPr>
-            <w:r>
-              <w:rPr>
-                <w:rFonts w:ascii="Times New Roman" w:hAnsi="Times New Roman"/>
-                <w:color w:val="FF0000"/>
-                <w:sz w:val="20"/>
-                <w:lang w:val="en-US"/>
-              </w:rPr>
-              <w:t>d) Determining the customer's compliance with the food safety policy;</w:t>
-            </w:r>
-          </w:p>
-          <w:p>
-            <w:pPr>
-              <w:widowControl w:val="0"/>
-              <w:autoSpaceDE w:val="0"/>
-              <w:autoSpaceDN w:val="0"/>
-              <w:adjustRightInd w:val="0"/>
-              <w:jc w:val="both"/>
-              <w:rPr>
-                <w:rFonts w:ascii="Times New Roman" w:hAnsi="Times New Roman"/>
-                <w:color w:val="FF0000"/>
-                <w:sz w:val="20"/>
-                <w:lang w:val="en-US"/>
-              </w:rPr>
-            </w:pPr>
-            <w:r>
-              <w:rPr>
-                <w:rFonts w:ascii="Times New Roman" w:hAnsi="Times New Roman"/>
-                <w:color w:val="FF0000"/>
-                <w:sz w:val="20"/>
-                <w:lang w:val="en-US"/>
-              </w:rPr>
-              <w:t>e) Evaluation of the ability to transition to Stage 2,</w:t>
-            </w:r>
-          </w:p>
-          <w:p>
-            <w:pPr>
-              <w:widowControl w:val="0"/>
-              <w:autoSpaceDE w:val="0"/>
-              <w:autoSpaceDN w:val="0"/>
-              <w:adjustRightInd w:val="0"/>
-              <w:jc w:val="both"/>
-              <w:rPr>
-                <w:rFonts w:ascii="Times New Roman" w:hAnsi="Times New Roman"/>
-                <w:color w:val="FF0000"/>
-                <w:sz w:val="20"/>
-                <w:lang w:val="en-US"/>
-              </w:rPr>
-            </w:pPr>
-            <w:r>
-              <w:rPr>
-                <w:rFonts w:ascii="Times New Roman" w:hAnsi="Times New Roman"/>
-                <w:color w:val="FF0000"/>
-                <w:sz w:val="20"/>
-                <w:lang w:val="en-US"/>
-              </w:rPr>
-              <w:t>f) Verification of control measures, verification of activities and determination of compliance of improvement programs with the requirements of the FSMS standard,</w:t>
-            </w:r>
-          </w:p>
-          <w:p>
-            <w:pPr>
-              <w:widowControl w:val="0"/>
-              <w:autoSpaceDE w:val="0"/>
-              <w:autoSpaceDN w:val="0"/>
-              <w:adjustRightInd w:val="0"/>
-              <w:jc w:val="both"/>
-              <w:rPr>
-                <w:rFonts w:ascii="Times New Roman" w:hAnsi="Times New Roman"/>
-                <w:color w:val="FF0000"/>
-                <w:sz w:val="20"/>
-                <w:lang w:val="en-US"/>
-              </w:rPr>
-            </w:pPr>
-            <w:r>
-              <w:rPr>
-                <w:rFonts w:ascii="Times New Roman" w:hAnsi="Times New Roman"/>
-                <w:color w:val="FF0000"/>
-                <w:sz w:val="20"/>
-                <w:lang w:val="en-US"/>
-              </w:rPr>
-              <w:t>g) Evaluation of the ability to communicate with FSMS documents and regulations, internally and with relevant suppliers, customers and interested parties,</w:t>
-            </w:r>
-          </w:p>
-          <w:p>
-            <w:pPr>
-              <w:widowControl w:val="0"/>
-              <w:autoSpaceDE w:val="0"/>
-              <w:autoSpaceDN w:val="0"/>
-              <w:adjustRightInd w:val="0"/>
-              <w:jc w:val="both"/>
-              <w:rPr>
-                <w:rFonts w:ascii="Times New Roman" w:hAnsi="Times New Roman"/>
-                <w:color w:val="FF0000"/>
-                <w:sz w:val="20"/>
-                <w:lang w:val="en-US"/>
-              </w:rPr>
-            </w:pPr>
-            <w:r>
-              <w:rPr>
-                <w:rFonts w:ascii="Times New Roman" w:hAnsi="Times New Roman"/>
-                <w:color w:val="FF0000"/>
-                <w:sz w:val="20"/>
-                <w:lang w:val="en-US"/>
-              </w:rPr>
-              <w:t>h) Evaluation of additional documents to be reviewed and/or prior knowledge to be obtained.</w:t>
-            </w:r>
-          </w:p>
-          <w:p>
-            <w:pPr>
-              <w:widowControl w:val="0"/>
-              <w:autoSpaceDE w:val="0"/>
-              <w:autoSpaceDN w:val="0"/>
-              <w:adjustRightInd w:val="0"/>
-              <w:jc w:val="both"/>
-              <w:rPr>
-                <w:rFonts w:ascii="Times New Roman" w:hAnsi="Times New Roman"/>
-                <w:color w:val="FF0000"/>
-                <w:sz w:val="20"/>
-                <w:lang w:val="en-US"/>
-              </w:rPr>
-            </w:pPr>
-          </w:p>
-          <w:p>
-            <w:pPr>
-              <w:widowControl w:val="0"/>
-              <w:autoSpaceDE w:val="0"/>
-              <w:autoSpaceDN w:val="0"/>
-              <w:adjustRightInd w:val="0"/>
-              <w:jc w:val="both"/>
-              <w:rPr>
-                <w:rFonts w:ascii="Times New Roman" w:hAnsi="Times New Roman"/>
-                <w:sz w:val="20"/>
-                <w:lang w:val="en-US"/>
-              </w:rPr>
-            </w:pPr>
-            <w:r>
-              <w:rPr>
-                <w:rFonts w:ascii="Times New Roman" w:hAnsi="Times New Roman"/>
-                <w:color w:val="FF0000"/>
-                <w:sz w:val="20"/>
-                <w:lang w:val="en-US"/>
-              </w:rPr>
-              <w:t>THESE TARGETS WILL BE USED FOR FOOD. IF NO FOOD YOU CAN DELETE.</w:t>
-            </w:r>
           </w:p>
         </w:tc>
       </w:tr>

--- a/backend/uaf_blank_set/9-14-45-22-5001/Initial Certification /Stage 1/FR.231_Stage1_Report_R9&09.10.2025.docx
+++ b/backend/uaf_blank_set/9-14-45-22-5001/Initial Certification /Stage 1/FR.231_Stage1_Report_R9&09.10.2025.docx
@@ -2037,195 +2037,7 @@
               </w:rPr>
             </w:pPr>
             <w:r>
-              <w:rPr>
-                <w:rFonts w:ascii="Times New Roman" w:hAnsi="Times New Roman"/>
-                <w:sz w:val="20"/>
-              </w:rPr>
-              <w:t>{{ "</w:t>
-            </w:r>
-            <w:r>
-              <w:rPr>
-                <w:rFonts w:ascii="Times New Roman" w:hAnsi="Times New Roman"/>
-                <w:sz w:val="20"/>
-                <w:lang w:val="en-US"/>
-              </w:rPr>
-              <w:fldChar w:fldCharType="begin">
-                <w:ffData>
-                  <w:name w:val=""/>
-                  <w:enabled/>
-                  <w:calcOnExit w:val="0"/>
-                  <w:checkBox>
-                    <w:sizeAuto/>
-                    <w:default w:val="1"/>
-                  </w:checkBox>
-                </w:ffData>
-              </w:fldChar>
-            </w:r>
-            <w:r>
-              <w:rPr>
-                <w:rFonts w:ascii="Times New Roman" w:hAnsi="Times New Roman"/>
-                <w:sz w:val="20"/>
-                <w:lang w:val="en-US"/>
-              </w:rPr>
-              <w:instrText xml:space="preserve"> FORMCHECKBOX </w:instrText>
-            </w:r>
-            <w:r>
-              <w:rPr>
-                <w:rFonts w:ascii="Times New Roman" w:hAnsi="Times New Roman"/>
-                <w:sz w:val="20"/>
-                <w:lang w:val="en-US"/>
-              </w:rPr>
-            </w:r>
-            <w:r>
-              <w:rPr>
-                <w:rFonts w:ascii="Times New Roman" w:hAnsi="Times New Roman"/>
-                <w:sz w:val="20"/>
-                <w:lang w:val="en-US"/>
-              </w:rPr>
-              <w:fldChar w:fldCharType="separate"/>
-            </w:r>
-            <w:r>
-              <w:rPr>
-                <w:rFonts w:ascii="Times New Roman" w:hAnsi="Times New Roman"/>
-                <w:sz w:val="20"/>
-                <w:lang w:val="en-US"/>
-              </w:rPr>
-              <w:fldChar w:fldCharType="end"/>
-            </w:r>
-            <w:r>
-              <w:rPr>
-                <w:rFonts w:ascii="Times New Roman" w:hAnsi="Times New Roman"/>
-                <w:sz w:val="20"/>
-                <w:lang w:val="en-US"/>
-              </w:rPr>
-              <w:t xml:space="preserve"> </w:t>
-            </w:r>
-            <w:r>
-              <w:rPr>
-                <w:rFonts w:ascii="Times New Roman" w:hAnsi="Times New Roman"/>
-                <w:sz w:val="20"/>
-              </w:rPr>
-              <w:t>" i</w:t>
-            </w:r>
-            <w:r>
-              <w:rPr>
-                <w:rFonts w:ascii="Times New Roman" w:hAnsi="Times New Roman"/>
-                <w:sz w:val="20"/>
-              </w:rPr>
-              <w:t>f</w:t>
-            </w:r>
-            <w:r>
-              <w:rPr>
-                <w:rFonts w:ascii="Times New Roman" w:hAnsi="Times New Roman"/>
-                <w:sz w:val="20"/>
-              </w:rPr>
-              <w:t xml:space="preserve"> </w:t>
-            </w:r>
-            <w:r>
-              <w:rPr>
-                <w:rFonts w:ascii="Times New Roman" w:hAnsi="Times New Roman"/>
-                <w:sz w:val="20"/>
-              </w:rPr>
-              <w:t>is_initial</w:t>
-            </w:r>
-            <w:r>
-              <w:rPr>
-                <w:rFonts w:ascii="Times New Roman" w:hAnsi="Times New Roman"/>
-                <w:sz w:val="20"/>
-              </w:rPr>
-              <w:t xml:space="preserve"> else "</w:t>
-            </w:r>
-            <w:r>
-              <w:rPr>
-                <w:rFonts w:ascii="Times New Roman" w:hAnsi="Times New Roman"/>
-                <w:sz w:val="20"/>
-                <w:lang w:val="en-US"/>
-              </w:rPr>
-              <w:fldChar w:fldCharType="begin">
-                <w:ffData>
-                  <w:name w:val=""/>
-                  <w:enabled/>
-                  <w:calcOnExit w:val="0"/>
-                  <w:checkBox>
-                    <w:sizeAuto/>
-                    <w:default w:val="0"/>
-                  </w:checkBox>
-                </w:ffData>
-              </w:fldChar>
-            </w:r>
-            <w:r>
-              <w:rPr>
-                <w:rFonts w:ascii="Times New Roman" w:hAnsi="Times New Roman"/>
-                <w:sz w:val="20"/>
-                <w:lang w:val="en-US"/>
-              </w:rPr>
-              <w:instrText xml:space="preserve"> FORMCHECKBOX </w:instrText>
-            </w:r>
-            <w:r>
-              <w:rPr>
-                <w:rFonts w:ascii="Times New Roman" w:hAnsi="Times New Roman"/>
-                <w:sz w:val="20"/>
-                <w:lang w:val="en-US"/>
-              </w:rPr>
-            </w:r>
-            <w:r>
-              <w:rPr>
-                <w:rFonts w:ascii="Times New Roman" w:hAnsi="Times New Roman"/>
-                <w:sz w:val="20"/>
-                <w:lang w:val="en-US"/>
-              </w:rPr>
-              <w:fldChar w:fldCharType="separate"/>
-            </w:r>
-            <w:r>
-              <w:rPr>
-                <w:rFonts w:ascii="Times New Roman" w:hAnsi="Times New Roman"/>
-                <w:sz w:val="20"/>
-                <w:lang w:val="en-US"/>
-              </w:rPr>
-              <w:fldChar w:fldCharType="end"/>
-            </w:r>
-            <w:r>
-              <w:rPr>
-                <w:rFonts w:ascii="Times New Roman" w:hAnsi="Times New Roman"/>
-                <w:sz w:val="20"/>
-                <w:lang w:val="en-US"/>
-              </w:rPr>
-              <w:t xml:space="preserve"> </w:t>
-            </w:r>
-            <w:r>
-              <w:rPr>
-                <w:rFonts w:ascii="Times New Roman" w:hAnsi="Times New Roman"/>
-                <w:sz w:val="20"/>
-              </w:rPr>
-              <w:t>" }</w:t>
-            </w:r>
-            <w:r>
-              <w:rPr>
-                <w:rFonts w:ascii="Times New Roman" w:hAnsi="Times New Roman"/>
-                <w:sz w:val="20"/>
-              </w:rPr>
-              <w:t xml:space="preserve">} </w:t>
-            </w:r>
-            <w:r>
-              <w:rPr>
-                <w:rFonts w:ascii="Times New Roman" w:hAnsi="Times New Roman"/>
-                <w:sz w:val="20"/>
-              </w:rPr>
-              <w:t>Initial</w:t>
-            </w:r>
-            <w:r>
-              <w:rPr>
-                <w:rFonts w:ascii="Times New Roman" w:hAnsi="Times New Roman"/>
-                <w:sz w:val="20"/>
-              </w:rPr>
-              <w:t xml:space="preserve"> </w:t>
-            </w:r>
-            <w:r>
-              <w:rPr>
-                <w:rFonts w:ascii="Times New Roman" w:hAnsi="Times New Roman"/>
-                <w:sz w:val="20"/>
-              </w:rPr>
-              <w:t>Certification</w:t>
+              <w:t xml:space="preserve">{{ "☑" if is_initial else "☐" }} Initial Certification</w:t>
             </w:r>
           </w:p>
         </w:tc>
@@ -2246,165 +2058,7 @@
               </w:rPr>
             </w:pPr>
             <w:r>
-              <w:rPr>
-                <w:rStyle w:val="HTMLCode"/>
-                <w:rFonts w:ascii="Times New Roman" w:hAnsi="Times New Roman" w:cs="Times New Roman"/>
-              </w:rPr>
-              <w:t>{{ "</w:t>
-            </w:r>
-            <w:r>
-              <w:rPr>
-                <w:rFonts w:ascii="Times New Roman" w:hAnsi="Times New Roman"/>
-                <w:sz w:val="20"/>
-                <w:lang w:val="en-US"/>
-              </w:rPr>
-              <w:fldChar w:fldCharType="begin">
-                <w:ffData>
-                  <w:name w:val=""/>
-                  <w:enabled/>
-                  <w:calcOnExit w:val="0"/>
-                  <w:checkBox>
-                    <w:sizeAuto/>
-                    <w:default w:val="1"/>
-                  </w:checkBox>
-                </w:ffData>
-              </w:fldChar>
-            </w:r>
-            <w:r>
-              <w:rPr>
-                <w:rFonts w:ascii="Times New Roman" w:hAnsi="Times New Roman"/>
-                <w:sz w:val="20"/>
-                <w:lang w:val="en-US"/>
-              </w:rPr>
-              <w:instrText xml:space="preserve"> FORMCHECKBOX </w:instrText>
-            </w:r>
-            <w:r>
-              <w:rPr>
-                <w:rFonts w:ascii="Times New Roman" w:hAnsi="Times New Roman"/>
-                <w:sz w:val="20"/>
-                <w:lang w:val="en-US"/>
-              </w:rPr>
-            </w:r>
-            <w:r>
-              <w:rPr>
-                <w:rFonts w:ascii="Times New Roman" w:hAnsi="Times New Roman"/>
-                <w:sz w:val="20"/>
-                <w:lang w:val="en-US"/>
-              </w:rPr>
-              <w:fldChar w:fldCharType="separate"/>
-            </w:r>
-            <w:r>
-              <w:rPr>
-                <w:rFonts w:ascii="Times New Roman" w:hAnsi="Times New Roman"/>
-                <w:sz w:val="20"/>
-                <w:lang w:val="en-US"/>
-              </w:rPr>
-              <w:fldChar w:fldCharType="end"/>
-            </w:r>
-            <w:r>
-              <w:rPr>
-                <w:rStyle w:val="HTMLCode"/>
-                <w:rFonts w:ascii="Times New Roman" w:hAnsi="Times New Roman" w:cs="Times New Roman"/>
-              </w:rPr>
-              <w:t xml:space="preserve">" </w:t>
-            </w:r>
-            <w:r>
-              <w:rPr>
-                <w:rStyle w:val="HTMLCode"/>
-                <w:rFonts w:ascii="Times New Roman" w:hAnsi="Times New Roman" w:cs="Times New Roman"/>
-              </w:rPr>
-              <w:t>if</w:t>
-            </w:r>
-            <w:r>
-              <w:rPr>
-                <w:rStyle w:val="HTMLCode"/>
-                <w:rFonts w:ascii="Times New Roman" w:hAnsi="Times New Roman" w:cs="Times New Roman"/>
-              </w:rPr>
-              <w:t xml:space="preserve"> </w:t>
-            </w:r>
-            <w:r>
-              <w:rPr>
-                <w:rStyle w:val="HTMLCode"/>
-                <w:rFonts w:ascii="Times New Roman" w:hAnsi="Times New Roman" w:cs="Times New Roman"/>
-              </w:rPr>
-              <w:t>is_recertification</w:t>
-            </w:r>
-            <w:r>
-              <w:rPr>
-                <w:rStyle w:val="HTMLCode"/>
-                <w:rFonts w:ascii="Times New Roman" w:hAnsi="Times New Roman" w:cs="Times New Roman"/>
-              </w:rPr>
-              <w:t xml:space="preserve"> else "</w:t>
-            </w:r>
-            <w:r>
-              <w:rPr>
-                <w:rFonts w:ascii="Times New Roman" w:hAnsi="Times New Roman"/>
-                <w:sz w:val="20"/>
-                <w:lang w:val="en-US"/>
-              </w:rPr>
-              <w:fldChar w:fldCharType="begin">
-                <w:ffData>
-                  <w:name w:val=""/>
-                  <w:enabled/>
-                  <w:calcOnExit w:val="0"/>
-                  <w:checkBox>
-                    <w:sizeAuto/>
-                    <w:default w:val="0"/>
-                  </w:checkBox>
-                </w:ffData>
-              </w:fldChar>
-            </w:r>
-            <w:r>
-              <w:rPr>
-                <w:rFonts w:ascii="Times New Roman" w:hAnsi="Times New Roman"/>
-                <w:sz w:val="20"/>
-                <w:lang w:val="en-US"/>
-              </w:rPr>
-              <w:instrText xml:space="preserve"> FORMCHECKBOX </w:instrText>
-            </w:r>
-            <w:r>
-              <w:rPr>
-                <w:rFonts w:ascii="Times New Roman" w:hAnsi="Times New Roman"/>
-                <w:sz w:val="20"/>
-                <w:lang w:val="en-US"/>
-              </w:rPr>
-            </w:r>
-            <w:r>
-              <w:rPr>
-                <w:rFonts w:ascii="Times New Roman" w:hAnsi="Times New Roman"/>
-                <w:sz w:val="20"/>
-                <w:lang w:val="en-US"/>
-              </w:rPr>
-              <w:fldChar w:fldCharType="separate"/>
-            </w:r>
-            <w:r>
-              <w:rPr>
-                <w:rFonts w:ascii="Times New Roman" w:hAnsi="Times New Roman"/>
-                <w:sz w:val="20"/>
-                <w:lang w:val="en-US"/>
-              </w:rPr>
-              <w:fldChar w:fldCharType="end"/>
-            </w:r>
-            <w:r>
-              <w:rPr>
-                <w:rStyle w:val="HTMLCode"/>
-                <w:rFonts w:ascii="Times New Roman" w:hAnsi="Times New Roman" w:cs="Times New Roman"/>
-              </w:rPr>
-              <w:t>" }</w:t>
-            </w:r>
-            <w:r>
-              <w:rPr>
-                <w:rStyle w:val="HTMLCode"/>
-                <w:rFonts w:ascii="Times New Roman" w:hAnsi="Times New Roman" w:cs="Times New Roman"/>
-              </w:rPr>
-              <w:t xml:space="preserve">} </w:t>
-            </w:r>
-            <w:r>
-              <w:rPr>
-                <w:rStyle w:val="HTMLCode"/>
-                <w:rFonts w:ascii="Times New Roman" w:hAnsi="Times New Roman" w:cs="Times New Roman"/>
-              </w:rPr>
-              <w:t>Recertification</w:t>
+              <w:t xml:space="preserve">{{ "☑" if is_recertification else "☐" }} Recertification</w:t>
             </w:r>
           </w:p>
         </w:tc>

--- a/backend/uaf_blank_set/9-14-45-22-5001/Initial Certification /Stage 1/FR.231_Stage1_Report_R9&09.10.2025.docx
+++ b/backend/uaf_blank_set/9-14-45-22-5001/Initial Certification /Stage 1/FR.231_Stage1_Report_R9&09.10.2025.docx
@@ -13148,6 +13148,14 @@
                 <w:lang w:val="en-US"/>
               </w:rPr>
             </w:pPr>
+            <w:r>
+              <w:rPr>
+                <w:i/>
+                <w:color w:val="B4B4B4"/>
+                <w:sz w:val="16"/>
+              </w:rPr>
+              <w:t>[SIG:LEAD_AUDITOR]</w:t>
+            </w:r>
           </w:p>
         </w:tc>
         <w:tc>
@@ -13164,6 +13172,14 @@
                 <w:lang w:val="en-US"/>
               </w:rPr>
             </w:pPr>
+            <w:r>
+              <w:rPr>
+                <w:i/>
+                <w:color w:val="B4B4B4"/>
+                <w:sz w:val="16"/>
+              </w:rPr>
+              <w:t>[SIG:CB_REVIEWER]</w:t>
+            </w:r>
           </w:p>
         </w:tc>
       </w:tr>

--- a/backend/uaf_blank_set/9-14-45-22-5001/Initial Certification /Stage 1/FR.231_Stage1_Report_R9&09.10.2025.docx
+++ b/backend/uaf_blank_set/9-14-45-22-5001/Initial Certification /Stage 1/FR.231_Stage1_Report_R9&09.10.2025.docx
@@ -13178,7 +13178,7 @@
                 <w:color w:val="B4B4B4"/>
                 <w:sz w:val="16"/>
               </w:rPr>
-              <w:t>[SIG:CB_REVIEWER]</w:t>
+              <w:t>[SIG:APPOINTED_REVIEWER]</w:t>
             </w:r>
           </w:p>
         </w:tc>

--- a/backend/uaf_blank_set/9-14-45-22-5001/Initial Certification /Stage 1/FR.231_Stage1_Report_R9&09.10.2025.docx
+++ b/backend/uaf_blank_set/9-14-45-22-5001/Initial Certification /Stage 1/FR.231_Stage1_Report_R9&09.10.2025.docx
@@ -12988,41 +12988,8 @@
               <w:rPr>
                 <w:rFonts w:ascii="Times New Roman" w:hAnsi="Times New Roman"/>
                 <w:sz w:val="20"/>
-                <w:lang w:val="en-US"/>
-              </w:rPr>
-              <w:t xml:space="preserve">Reviewed </w:t>
-            </w:r>
-            <w:r>
-              <w:rPr>
-                <w:rFonts w:ascii="Times New Roman" w:hAnsi="Times New Roman"/>
-                <w:sz w:val="20"/>
-                <w:lang w:val="en-US"/>
-              </w:rPr>
-              <w:t xml:space="preserve">and </w:t>
-            </w:r>
-            <w:r>
-              <w:rPr>
-                <w:rFonts w:ascii="Times New Roman" w:hAnsi="Times New Roman"/>
-                <w:sz w:val="20"/>
-                <w:lang w:val="en-US"/>
-              </w:rPr>
-              <w:t>approved</w:t>
-            </w:r>
-            <w:r>
-              <w:rPr>
-                <w:rFonts w:ascii="Times New Roman" w:hAnsi="Times New Roman"/>
-                <w:sz w:val="20"/>
-                <w:lang w:val="en-US"/>
-              </w:rPr>
-              <w:t xml:space="preserve"> by</w:t>
-            </w:r>
-            <w:r>
-              <w:rPr>
-                <w:rFonts w:ascii="Times New Roman" w:hAnsi="Times New Roman"/>
-                <w:sz w:val="20"/>
-                <w:lang w:val="en-US"/>
-              </w:rPr>
-              <w:t>*</w:t>
+              </w:rPr>
+              <w:t>Certification Manager</w:t>
             </w:r>
           </w:p>
         </w:tc>

--- a/backend/uaf_blank_set/9-14-45-22-5001/Initial Certification /Stage 1/FR.231_Stage1_Report_R9&09.10.2025.docx
+++ b/backend/uaf_blank_set/9-14-45-22-5001/Initial Certification /Stage 1/FR.231_Stage1_Report_R9&09.10.2025.docx
@@ -13145,7 +13145,7 @@
                 <w:color w:val="B4B4B4"/>
                 <w:sz w:val="16"/>
               </w:rPr>
-              <w:t>[SIG:APPOINTED_REVIEWER]</w:t>
+              <w:t>[SIG:CB_CERT_MANAGER]</w:t>
             </w:r>
           </w:p>
         </w:tc>

--- a/backend/uaf_blank_set/9-14-45-22-5001/Initial Certification /Stage 1/FR.231_Stage1_Report_R9&09.10.2025.docx
+++ b/backend/uaf_blank_set/9-14-45-22-5001/Initial Certification /Stage 1/FR.231_Stage1_Report_R9&09.10.2025.docx
@@ -13039,6 +13039,9 @@
                 <w:lang w:val="en-US"/>
               </w:rPr>
             </w:pPr>
+            <w:r>
+              <w:t>[SIG:APPOINTED_REVIEWER]</w:t>
+            </w:r>
           </w:p>
         </w:tc>
       </w:tr>

--- a/backend/uaf_blank_set/9-14-45-22-5001/Initial Certification /Stage 1/FR.231_Stage1_Report_R9&09.10.2025.docx
+++ b/backend/uaf_blank_set/9-14-45-22-5001/Initial Certification /Stage 1/FR.231_Stage1_Report_R9&09.10.2025.docx
@@ -13040,7 +13040,7 @@
               </w:rPr>
             </w:pPr>
             <w:r>
-              <w:t>[SIG:APPOINTED_REVIEWER]</w:t>
+              <w:t>{% if needs_stage1_appointed_reviewer %}[SIG:APPOINTED_REVIEWER]{% endif %}</w:t>
             </w:r>
           </w:p>
         </w:tc>
